--- a/335815247/The_Impact_of_AI_and_LMS_Integration_on_the_Future_of_Higher_Education/The_Impact_of_AI_and_LMS_Integration_on_the_Future_of_Higher_Education_tranlation.docx
+++ b/335815247/The_Impact_of_AI_and_LMS_Integration_on_the_Future_of_Higher_Education/The_Impact_of_AI_and_LMS_Integration_on_the_Future_of_Higher_Education_tranlation.docx
@@ -327,6 +327,9 @@
     </w:p>
     <w:p>
       <w:r>
+        <w:rPr>
+          <w:noProof/>
+        </w:rPr>
         <w:drawing>
           <wp:inline distT="0" distB="0" distL="0" distR="0" wp14:anchorId="54601ACD" wp14:editId="5FBEF48C">
             <wp:extent cx="5943600" cy="5303520"/>
@@ -424,6 +427,7 @@
       </w:pPr>
       <w:r>
         <w:rPr>
+          <w:noProof/>
           <w:lang w:val="ru-RU"/>
         </w:rPr>
         <w:drawing>
@@ -522,6 +526,7 @@
       </w:pPr>
       <w:r>
         <w:rPr>
+          <w:noProof/>
           <w:lang w:val="ru-RU"/>
         </w:rPr>
         <w:drawing>
@@ -644,6 +649,7 @@
       </w:pPr>
       <w:r>
         <w:rPr>
+          <w:noProof/>
           <w:lang w:val="ru-RU"/>
         </w:rPr>
         <w:drawing>
@@ -751,6 +757,9 @@
     </w:p>
     <w:p>
       <w:r>
+        <w:rPr>
+          <w:noProof/>
+        </w:rPr>
         <w:drawing>
           <wp:inline distT="0" distB="0" distL="0" distR="0" wp14:anchorId="20DC5DEF" wp14:editId="0145D43B">
             <wp:extent cx="5943600" cy="4140200"/>
@@ -811,6 +820,9 @@
     </w:p>
     <w:p>
       <w:r>
+        <w:rPr>
+          <w:noProof/>
+        </w:rPr>
         <w:lastRenderedPageBreak/>
         <w:drawing>
           <wp:inline distT="0" distB="0" distL="0" distR="0" wp14:anchorId="6903A9D9" wp14:editId="33A88BA7">
@@ -931,6 +943,9 @@
     </w:p>
     <w:p>
       <w:r>
+        <w:rPr>
+          <w:noProof/>
+        </w:rPr>
         <w:drawing>
           <wp:inline distT="0" distB="0" distL="0" distR="0" wp14:anchorId="08F52E17" wp14:editId="280D63DB">
             <wp:extent cx="5043948" cy="3378260"/>
@@ -1007,99 +1022,109 @@
           <w:lang w:val="ru-RU"/>
         </w:rPr>
         <w:lastRenderedPageBreak/>
-        <w:t>=--===---=_</w:t>
-      </w:r>
-    </w:p>
-    <w:p>
-      <w:pPr>
+        <w:t xml:space="preserve">4. </w:t>
+      </w:r>
+      <w:r>
         <w:rPr>
           <w:b/>
           <w:bCs/>
+        </w:rPr>
+        <w:t>Обсуждение</w:t>
+      </w:r>
+    </w:p>
+    <w:p>
+      <w:r>
+        <w:rPr>
+          <w:lang w:val="ru-RU"/>
+        </w:rPr>
+        <w:t xml:space="preserve">4.1 </w:t>
+      </w:r>
+      <w:r>
+        <w:t>Преимущества и возможности, связанные с интеграцией искусственного интеллекта и ЛМС в высших учебных заведениях</w:t>
+      </w:r>
+    </w:p>
+    <w:p>
+      <w:pPr>
+        <w:rPr>
           <w:lang w:val="ru-RU"/>
         </w:rPr>
       </w:pPr>
       <w:r>
-        <w:rPr>
-          <w:b/>
-          <w:bCs/>
-          <w:lang w:val="ru-RU"/>
-        </w:rPr>
-        <w:t xml:space="preserve">4. </w:t>
-      </w:r>
-      <w:r>
-        <w:rPr>
-          <w:b/>
-          <w:bCs/>
-        </w:rPr>
-        <w:t>Обсуждение</w:t>
-      </w:r>
-    </w:p>
-    <w:p>
-      <w:r>
-        <w:rPr>
-          <w:lang w:val="ru-RU"/>
-        </w:rPr>
-        <w:t xml:space="preserve">4.1 </w:t>
-      </w:r>
-      <w:r>
-        <w:t>Преимущества и возможности, связанные с интеграцией искусственного интеллекта и ЛМС в высших учебных заведениях</w:t>
+        <w:t>В высшем образовании интеграция систем управления обучением и искусственного интеллекта (ИИ) создает множество потенциальных возможностей, проблем и этических соображений. Использование этических стандартов в ИИ важно для ответственного преподавания и обучающих приложений в университетских условиях. Приложения для онлайн-обучения на базе искусственного интеллекта, разработанные с учетом этических соображений, могут улучшить разнообразие, инклюзивность и результаты учащихся. Исследования дистанционного обучения и преподавания с использованием искусственного интеллекта, включающие педагогические диалоговые агенты и аналитику обучения в нескольких университетах, показали, что диалоговые агенты с поддержкой ИИ и аналитика обучения в ЛМС обеспечивают персонализированную поддержку, повышают вовлеченность и обучаемость, а также расширяют возможности учащихся в смешанной учебной среде.</w:t>
+      </w:r>
+      <w:r>
+        <w:rPr>
+          <w:lang w:val="ru-RU"/>
+        </w:rPr>
+        <w:t xml:space="preserve"> </w:t>
+      </w:r>
+      <w:r>
+        <w:t>Интеграция ИИ и AR/VR в ЛМС способствует персонализированному подходу к обучению и улучшает развитие жизненных навыков у студентов с ограниченными физическими возможностями. Модели организации образовательного процесса с использованием технологий ИИ показывают, что приложения ИИ в ЛМС персонализируют траектории обучения, обеспечивают адаптивное оценивание и генерируют информацию на основе данных для улучшения образовательного процесса и результатов обучения.</w:t>
+      </w:r>
+      <w:r>
+        <w:rPr>
+          <w:lang w:val="ru-RU"/>
+        </w:rPr>
+        <w:t xml:space="preserve"> </w:t>
+      </w:r>
+      <w:r>
+        <w:t>Использование цифровых технологий на основе ИИ в интеллектуальных университетах позволяет персонализировать и улучшать образовательную инфраструктуру и опыт студентов. Интеллектуальные и адаптивные системы управления обучением, разработанные с применением интеллектуального анализа данных и ИИ, помогают выявлять пробелы в знаниях учащихся и предлагать индивидуальные пути обучения, повышая эффективность обучения. Расширение ЛМС за счет адаптивности, управляемой ИИ и основанной на стилях обучения, обеспечивает индивидуальную поддержку как преподавателям, так и учащимся, что повышает эффективность обучения.</w:t>
+      </w:r>
+      <w:r>
+        <w:rPr>
+          <w:lang w:val="ru-RU"/>
+        </w:rPr>
+        <w:t xml:space="preserve"> </w:t>
+      </w:r>
+      <w:r>
+        <w:t xml:space="preserve">Геймифицированные инструменты на базе ИИ, интегрированные с ЛМС, способствуют развитию важных навыков, таких как гражданские компетенции, в увлекательной форме. </w:t>
+      </w:r>
+    </w:p>
+    <w:p>
+      <w:pPr>
+        <w:rPr>
+          <w:lang w:val="ru-RU"/>
+        </w:rPr>
+      </w:pPr>
+      <w:r>
+        <w:t>Образовательные платформы и инструменты на основе ИИ (MOOC, игры, ЛМС, AR/VR и др.) могут адаптировать учебный процесс, способствуя развитию знаний и навыков и приводя к положительным результатам в различных условиях обучения.</w:t>
       </w:r>
     </w:p>
     <w:p/>
     <w:p>
-      <w:r>
-        <w:t>В высшем образовании интеграция систем управления обучением и искусственного интеллекта (ИИ) создает множество потенциальных возможностей, проблем и этических соображений. Использование этических стандартов в ИИ важно для ответственного преподавания и обучающих приложений в университетских условиях. Приложения для онлайн-обучения на базе искусственного интеллекта, разработанные с учетом этических соображений, могут улучшить разнообразие, инклюзивность и результаты учащихся. Исследования дистанционного обучения и преподавания с использованием искусственного интеллекта, включающие педагогические диалоговые агенты и аналитику обучения в нескольких университетах, показали, что диалоговые агенты с поддержкой ИИ и аналитика обучения в ЛМС обеспечивают персонализированную поддержку, повышают вовлеченность и обучаемость, а также расширяют возможности учащихся в смешанной учебной среде.</w:t>
-      </w:r>
-    </w:p>
-    <w:p/>
-    <w:p>
-      <w:r>
-        <w:t>Интеграция ИИ и AR/VR в ЛМС способствует персонализированному подходу к обучению и улучшает развитие жизненных навыков у студентов с ограниченными физическими возможностями. Модели организации образовательного процесса с использованием технологий ИИ показывают, что приложения ИИ в ЛМС персонализируют траектории обучения, обеспечивают адаптивное оценивание и генерируют информацию на основе данных для улучшения образовательного процесса и результатов обучения.</w:t>
-      </w:r>
-    </w:p>
-    <w:p/>
-    <w:p>
-      <w:r>
-        <w:t xml:space="preserve">Использование цифровых технологий на основе ИИ в интеллектуальных университетах позволяет персонализировать и улучшать образовательную инфраструктуру и опыт студентов. Интеллектуальные и адаптивные системы управления обучением, разработанные с применением интеллектуального анализа данных и ИИ, помогают выявлять пробелы в знаниях учащихся и предлагать индивидуальные пути обучения, повышая эффективность обучения. Расширение ЛМС за счет адаптивности, управляемой ИИ и основанной на стилях обучения, </w:t>
-      </w:r>
-      <w:r>
-        <w:lastRenderedPageBreak/>
-        <w:t>обеспечивает индивидуальную поддержку как преподавателям, так и учащимся, что повышает эффективность обучения.</w:t>
-      </w:r>
-    </w:p>
-    <w:p/>
-    <w:p>
-      <w:r>
-        <w:t>Геймифицированные инструменты на базе ИИ, интегрированные с ЛМС, способствуют развитию важных навыков, таких как гражданские компетенции, в увлекательной форме. Образовательные платформы и инструменты на основе ИИ (MOOC, игры, ЛМС, AR/VR и др.) могут адаптировать учебный процесс, способствуя развитию знаний и навыков и приводя к положительным результатам в различных условиях обучения.</w:t>
-      </w:r>
-    </w:p>
-    <w:p/>
-    <w:p>
+      <w:pPr>
+        <w:rPr>
+          <w:lang w:val="ru-RU"/>
+        </w:rPr>
+      </w:pPr>
       <w:r>
         <w:t>Исследования показали, что 90% преподавателей согласны: инструменты на базе ИИ в ЛМС, такие как дискуссионные форумы, чат-боты и функции оценки, поощряют интерактивность и вовлечение студентов в онлайн-обучение. Интеграция ИИ в ЛМС для аналитики обучения и персонализированного обучения позволяет на ранней стадии выявлять учащихся из группы риска и предоставлять преподавателям информацию, основанную на данных, для улучшения образовательного процесса. Первоначальное тестирование таких систем показало многообещающие результаты.</w:t>
       </w:r>
-    </w:p>
-    <w:p/>
-    <w:p>
+      <w:r>
+        <w:rPr>
+          <w:lang w:val="ru-RU"/>
+        </w:rPr>
+        <w:t xml:space="preserve"> </w:t>
+      </w:r>
       <w:r>
         <w:t>Применение ИИ к адаптивным учебным средам позволило разработать систему электронного обучения, персонализирующую обучение на основе стиля и уровня знаний учащихся, оцениваемых с помощью алгоритма дерева решений C4.5, что привело к повышению уровня знаний.</w:t>
       </w:r>
     </w:p>
-    <w:p/>
-    <w:p>
+    <w:p>
+      <w:pPr>
+        <w:rPr>
+          <w:lang w:val="ru-RU"/>
+        </w:rPr>
+      </w:pPr>
       <w:r>
         <w:t>Интеграция ИИ в системы управления обучением обеспечивает персонализированное обучение и адаптивное оценивание. Эти возможности соответствуют современным достижениям в области ИИ в образовании. Практические примеры реализации таких решений в рамках ЛМС подтверждают их осуществимость и положительное воздействие. Например, применение ИИ и методов интеллектуального анализа данных к данным ЛМС позволяет выявлять пробелы в знаниях учащихся и предлагать индивидуальные пути обучения, повышая эффективность обучения.</w:t>
       </w:r>
-    </w:p>
-    <w:p/>
-    <w:p>
-      <w:pPr>
-        <w:rPr>
-          <w:b/>
-          <w:bCs/>
-          <w:lang w:val="ru-RU"/>
-        </w:rPr>
-      </w:pPr>
+      <w:r>
+        <w:rPr>
+          <w:lang w:val="ru-RU"/>
+        </w:rPr>
+        <w:t xml:space="preserve"> Таблица 3 демонстрирует исследования в которых рассматриваются возможности для интеграции ИИ в ЛМС в условиях высшего образовательного учреждения.</w:t>
+      </w:r>
     </w:p>
     <w:p>
       <w:pPr>
@@ -1795,6 +1820,7 @@
                 <w:szCs w:val="16"/>
                 <w14:ligatures w14:val="none"/>
               </w:rPr>
+              <w:lastRenderedPageBreak/>
               <w:t>Кумари и др.</w:t>
             </w:r>
           </w:p>
@@ -3139,48 +3165,113 @@
     <w:p/>
     <w:p>
       <w:r>
+        <w:t xml:space="preserve">Более того, </w:t>
+      </w:r>
+      <w:proofErr w:type="spellStart"/>
+      <w:r>
+        <w:rPr>
+          <w:lang w:val="ru-RU"/>
+        </w:rPr>
+        <w:t>Тендулкар</w:t>
+      </w:r>
+      <w:proofErr w:type="spellEnd"/>
+      <w:r>
+        <w:rPr>
+          <w:lang w:val="ru-RU"/>
+        </w:rPr>
+        <w:t xml:space="preserve"> </w:t>
+      </w:r>
+      <w:r>
+        <w:t xml:space="preserve">исследовались подходы к преподаванию и обучению на основе искусственного интеллекта для развития критического мышления и навыков решения проблем. Они обнаружили, что приложения искусственного интеллекта в ЛМС помогают обеспечить целенаправленную учебную программу и пути обучения, позволяющие учащимся стать независимыми учениками с сильным мышлением и способностями к решению проблем.  Наконец, </w:t>
+      </w:r>
+      <w:proofErr w:type="spellStart"/>
+      <w:r>
+        <w:rPr>
+          <w:lang w:val="ru-RU"/>
+        </w:rPr>
+        <w:t>Загорскис</w:t>
+      </w:r>
+      <w:proofErr w:type="spellEnd"/>
+      <w:r>
+        <w:rPr>
+          <w:lang w:val="ru-RU"/>
+        </w:rPr>
+        <w:t xml:space="preserve"> </w:t>
+      </w:r>
+      <w:r>
+        <w:t xml:space="preserve">разработал архитектуру аналитики обучения для интеграции алгоритмов машинного обучения в ЛМС. Они обнаружили, что управляемая искусственным интеллектом динамичная и персонализированная адаптивная система обучения в ЛМС, разработанная на основе анализа данных о поведении учащихся, обеспечивает более эффективную среду обучения. В заключение следует отметить, что значительные преимущества и возможности, связанные с интеграцией искусственного интеллекта и ЛМС в высших учебных заведениях, включают персонализированный опыт обучения, адаптивное </w:t>
+      </w:r>
+      <w:r>
         <w:lastRenderedPageBreak/>
-        <w:t xml:space="preserve">Более того, исследовались подходы к преподаванию и обучению на основе искусственного интеллекта для развития критического мышления и навыков решения проблем. Они обнаружили, что приложения искусственного интеллекта в ЛМС помогают обеспечить целенаправленную учебную программу и пути обучения, позволяющие учащимся стать независимыми учениками с сильным мышлением и способностями к решению проблем.  </w:t>
+        <w:t xml:space="preserve">оценивание, раннее выявление студентов из группы риска, повышение вовлеченности студентов и аналитику на основе данных для преподавателей для совершенствования педагогических стратегий.  </w:t>
       </w:r>
     </w:p>
     <w:p/>
     <w:p>
       <w:r>
-        <w:t xml:space="preserve">Наконец, разработали архитектуру аналитики обучения для интеграции алгоритмов машинного обучения в ЛМС. Они обнаружили, что управляемая искусственным интеллектом динамичная и персонализированная адаптивная система обучения в ЛМС, разработанная на основе анализа данных о поведении учащихся, обеспечивает более эффективную среду обучения. В заключение следует отметить, что значительные преимущества и возможности, связанные с интеграцией искусственного интеллекта и ЛМС в высших учебных заведениях, включают персонализированный опыт обучения, адаптивное оценивание, раннее выявление студентов из группы риска, повышение вовлеченности студентов и аналитику на основе данных для преподавателей для совершенствования педагогических стратегий.  </w:t>
+        <w:t xml:space="preserve">4.2. Проблемы и этические соображения при внедрении ЛМС на базе искусственного интеллекта в высшем образовании  </w:t>
       </w:r>
     </w:p>
     <w:p/>
     <w:p>
-      <w:r>
-        <w:t xml:space="preserve">4.2. Проблемы и этические соображения при внедрении ЛМС на базе искусственного интеллекта в высшем образовании  </w:t>
-      </w:r>
-    </w:p>
-    <w:p/>
-    <w:p>
-      <w:r>
-        <w:t xml:space="preserve">В отличие от ранее обсуждавшихся исследований, несколько исследователей рассмотрели трудности и этические соображения, связанные с искусственным интеллектом в высшем образовании. Использование этических критериев в ИИ для поощрения ответственного преподавания и обучения в университетской среде важно. Проблемы включают защиту конфиденциальности и безопасности данных, устранение алгоритмической предвзятости и обеспечение справедливости, решение этических проблем, связанных с автономией и согласием студентов, преодоление цифрового разрыва и содействие доступности, а также обеспечение достаточной подготовки преподавателей и их усвоения. Аналогичным образом, необходимо тщательно учитывать этические соображения и проблемы конфиденциальности, чтобы обеспечить ответственное внедрение технологий искусственного интеллекта в образовательном контексте. Обсуждение проблем и этических соображений, </w:t>
+      <w:pPr>
+        <w:rPr>
+          <w:lang w:val="ru-RU"/>
+        </w:rPr>
+      </w:pPr>
+      <w:r>
+        <w:t xml:space="preserve">В отличие от ранее обсуждавшихся исследований, несколько исследователей рассмотрели трудности и этические соображения, связанные с искусственным интеллектом в высшем образовании. Использование этических критериев в ИИ для поощрения ответственного преподавания и обучения в университетской среде важно. Проблемы включают защиту конфиденциальности и безопасности данных, устранение алгоритмической предвзятости и обеспечение справедливости, решение этических проблем, связанных с автономией и согласием студентов, преодоление цифрового разрыва и содействие доступности, а также обеспечение достаточной подготовки преподавателей и их усвоения. Аналогичным образом, необходимо тщательно учитывать этические соображения и проблемы конфиденциальности, чтобы обеспечить ответственное внедрение технологий искусственного интеллекта в образовательном контексте. Обсуждение проблем и этических соображений, особенно связанных с конфиденциальностью данных и алгоритмической предвзятостью, является важнейшим аспектом.  </w:t>
+      </w:r>
+    </w:p>
+    <w:p>
+      <w:pPr>
+        <w:rPr>
+          <w:lang w:val="ru-RU"/>
+        </w:rPr>
+      </w:pPr>
+      <w:r>
+        <w:t xml:space="preserve">Например, специально рассмотрели методы оценки системы управления обучением, улучшенной с помощью искусственного интеллекта, и выявили препятствия, такие как необходимость в мерах по сохранению конфиденциальности и эффективной обработке разнообразных данных при включении ИИ в ЛМС. Согласно одному из исследований, одной из проблем является требование помощи в разработке инструкций по выбору подходящих инструментов на базе искусственного интеллекта в рамках ЛМС, гарантирующих как эффективность, так и этичное использование.  </w:t>
+      </w:r>
+    </w:p>
+    <w:p>
+      <w:r>
+        <w:t xml:space="preserve">Кроме того, исследования в области развития виртуальных человеческих ресурсов, онлайн-образования и обучения выявили препятствия, включая сложность виртуальных сред, требования как к структурированному, так и к неструктурированному обучению, а также социокультурные характеристики обширных цифровых сетей и систем управления обучением. Исследователи подчеркнули этические проблемы, такие как вторжение в частную жизнь и возможность получения предвзятых результатов.  </w:t>
+      </w:r>
+      <w:r>
+        <w:rPr>
+          <w:lang w:val="ru-RU"/>
+        </w:rPr>
+        <w:t>Дополнительно</w:t>
+      </w:r>
+      <w:r>
+        <w:t xml:space="preserve">, </w:t>
+      </w:r>
+      <w:proofErr w:type="spellStart"/>
+      <w:r>
+        <w:rPr>
+          <w:lang w:val="ru-RU"/>
+        </w:rPr>
+        <w:t>Телдулкар</w:t>
+      </w:r>
+      <w:proofErr w:type="spellEnd"/>
+      <w:r>
+        <w:rPr>
+          <w:lang w:val="ru-RU"/>
+        </w:rPr>
+        <w:t xml:space="preserve"> </w:t>
       </w:r>
       <w:r>
         <w:lastRenderedPageBreak/>
-        <w:t xml:space="preserve">особенно связанных с конфиденциальностью данных и алгоритмической предвзятостью, является важнейшим аспектом.  </w:t>
-      </w:r>
-    </w:p>
-    <w:p/>
-    <w:p>
-      <w:r>
-        <w:t xml:space="preserve">Например, специально рассмотрели методы оценки системы управления обучением, улучшенной с помощью искусственного интеллекта, и выявили препятствия, такие как необходимость в мерах по сохранению конфиденциальности и эффективной обработке разнообразных данных при включении ИИ в ЛМС. Согласно одному из исследований, одной из проблем является требование помощи в разработке инструкций по выбору подходящих инструментов на базе искусственного интеллекта в рамках ЛМС, гарантирующих как эффективность, так и этичное использование.  </w:t>
-      </w:r>
-    </w:p>
-    <w:p/>
-    <w:p>
-      <w:r>
-        <w:t xml:space="preserve">Кроме того, исследования в области развития виртуальных человеческих ресурсов, онлайн-образования и обучения выявили препятствия, включая сложность виртуальных сред, требования как к структурированному, так и к неструктурированному обучению, а также социокультурные характеристики обширных цифровых сетей и систем управления обучением. Исследователи подчеркнули этические проблемы, такие как вторжение в частную жизнь и возможность получения предвзятых результатов.  </w:t>
-      </w:r>
-    </w:p>
-    <w:p/>
-    <w:p>
-      <w:r>
-        <w:t xml:space="preserve">Кроме того, исследовали методологии, основанные на искусственном интеллекте, в образовании, чтобы способствовать развитию критического мышления и способностей к решению проблем. Они подчеркнули важность тщательной разработки приложений искусственного интеллекта в рамках систем управления обучением для обеспечения целевых учебных программ и траекторий обучения с учетом этических соображений. В аналогичном ключе исследовали требования взрослых учащихся и внедрение технологий для содействия успешному онлайн-образованию, уделяя особое внимание этическим последствиям, таким как необходимость способствовать персонализированному обучению при одновременной защите конфиденциальности и потенциальных предубеждений в инструментах на базе искусственного интеллекта, интегрированных с системы управления обучением. Таблица 4 иллюстрирует исследования, в которых обсуждаются проблемы в системы управления обучением на базе искусственного интеллекта.  </w:t>
+        <w:t>исследовали</w:t>
+      </w:r>
+      <w:r>
+        <w:rPr>
+          <w:lang w:val="ru-RU"/>
+        </w:rPr>
+        <w:t xml:space="preserve"> </w:t>
+      </w:r>
+      <w:r>
+        <w:t xml:space="preserve">методологии, основанные на искусственном интеллекте, в образовании, чтобы способствовать развитию критического мышления и способностей к решению проблем. Они подчеркнули важность тщательной разработки приложений искусственного интеллекта в рамках систем управления обучением для обеспечения целевых учебных программ и траекторий обучения с учетом этических соображений. В аналогичном ключе исследовали требования взрослых учащихся и внедрение технологий для содействия успешному онлайн-образованию, уделяя особое внимание этическим последствиям, таким как необходимость способствовать персонализированному обучению при одновременной защите конфиденциальности и потенциальных предубеждений в инструментах на базе искусственного интеллекта, интегрированных с системы управления обучением. Таблица 4 иллюстрирует исследования, в которых обсуждаются проблемы в системы управления обучением на базе искусственного интеллекта.  </w:t>
       </w:r>
     </w:p>
     <w:p/>
@@ -4193,6 +4284,7 @@
                 <w:szCs w:val="16"/>
                 <w14:ligatures w14:val="none"/>
               </w:rPr>
+              <w:lastRenderedPageBreak/>
               <w:t>Sharif и др.</w:t>
             </w:r>
           </w:p>
@@ -4780,71 +4872,67 @@
     </w:p>
     <w:p>
       <w:r>
-        <w:t xml:space="preserve">Кроме того, при интеграции систем электронных книг на базе искусственного интеллекта с ЛМС для персонализированного обучения во время экстренного дистанционного обучения выявили препятствия, такие как необходимость решения проблем безопасности данных и конфиденциальности, а также роль технологии </w:t>
-      </w:r>
+        <w:t>Кроме того, при интеграции систем электронных книг на базе искусственного интеллекта с ЛМС для персонализированного обучения во время экстренного дистанционного обучения выявили препятствия, такие как необходимость решения проблем безопасности данных и конфиденциальности, а также роль технологии электронных книг в облегчении университетского образования во время COVID-19 в национальном университете в Японии. Паба-Медина и др. завершили работу обсуждением этических соображений, касающихся развития гражданских компетенций посредством разработки геймифицированного инструмента. Они подчеркнули необходимость интеграции ЛМС с инструментами геймификации на базе искусственного интеллекта, усиливая процесс обучения важнейшим навыкам и одновременно предотвращая потенциальные предубеждения или неблагоприятные последствия. В заключение, разрешение этих этических дилемм и препятствий требует тщательной разработки стратегии, активного вовлечения соответствующих сторон, формулирования политики и постоянной оценки, чтобы гарантировать этичное и эффективное внедрение искусственного интеллекта в системы управления обучением, тем самым оптимизируя преимущества для преподавателей и студентов при минимизации потенциальных опасностей и неблагоприятных последствий.</w:t>
+      </w:r>
+    </w:p>
+    <w:p/>
+    <w:p>
+      <w:r>
+        <w:t>4.3. Качество образования, успешность учащихся и общая эффективность работы учреждения</w:t>
+      </w:r>
+    </w:p>
+    <w:p/>
+    <w:p>
+      <w:pPr>
+        <w:rPr>
+          <w:lang w:val="ru-RU"/>
+        </w:rPr>
+      </w:pPr>
       <w:r>
         <w:lastRenderedPageBreak/>
-        <w:t>электронных книг в облегчении университетского образования во время COVID-19 в национальном университете в Японии. Паба-Медина и др. завершили работу обсуждением этических соображений, касающихся развития гражданских компетенций посредством разработки геймифицированного инструмента. Они подчеркнули необходимость интеграции ЛМС с инструментами геймификации на базе искусственного интеллекта, усиливая процесс обучения важнейшим навыкам и одновременно предотвращая потенциальные предубеждения или неблагоприятные последствия. В заключение, разрешение этих этических дилемм и препятствий требует тщательной разработки стратегии, активного вовлечения соответствующих сторон, формулирования политики и постоянной оценки, чтобы гарантировать этичное и эффективное внедрение искусственного интеллекта в системы управления обучением, тем самым оптимизируя преимущества для преподавателей и студентов при минимизации потенциальных опасностей и неблагоприятных последствий.</w:t>
+        <w:t>Диалоговые агенты с поддержкой искусственного интеллекта и аналитика обучения в ЛМС могут оказывать индивидуальную помощь, повышать вовлеченность и обучаемость, а также расширять возможности учащихся, повышая качество образования и успеваемость учащихся. Многие университеты используют дистанционное обучение и преподавание с поддержкой искусственного интеллекта, включая педагогических диалоговых ботов и аналитику обучения. Например, Куннат использовал интеллектуальный анализ данных и искусственный интеллект для создания интеллектуальной и адаптируемой системы управления обучением. Их результаты показывают, что университеты могут использовать искусственный интеллект и интеллектуальный анализ данных для выявления пробелов в знаниях студентов и предоставления персонализированных маршрутов обучения для повышения эффективности обучения и успеваемости студентов с использованием данных ЛМС. Кроме того, университеты могли бы усовершенствовать свои системы управления обучением за счет внедрения технологии искусственного интеллекта, которая адаптируется к стилю обучения студентов. Это обеспечило бы индивидуальную помощь как преподавателям, так и учащимся, что привело бы к повышению эффективности обучения и общего качества образования. Кроме того, учебные заведения могут использовать образовательные платформы и технологии на базе искусственного интеллекта, такие как MOOC, игры, ЛМС, AR/VR и т.д., чтобы адаптировать процесс обучения и способствовать приобретению информации и навыков, что приводит к благоприятным результатам и повышению качества образования</w:t>
+      </w:r>
+      <w:r>
+        <w:rPr>
+          <w:lang w:val="ru-RU"/>
+        </w:rPr>
+        <w:t xml:space="preserve">. </w:t>
+      </w:r>
+    </w:p>
+    <w:p>
+      <w:r>
+        <w:t>Кроме того, в Технологическом университете Тшване была изучена эффективность цифровых инструментов ЛМС, используемых учеными для стимулирования вовлеченности студентов. Их выводы указывают на то, что учебные заведения могут поощрять использование инструментов на базе искусственного интеллекта в ЛМС, таких как дискуссионные форумы, чат-боты и функции оценки, для повышения интерактивности и вовлеченности учащихся, способствуя повышению успеваемости учащихся. Кроме того, Шариф и др. предложил архитектуру аналитики обучения на базе искусственного интеллекта для улучшения образования учащихся. Они предполагают, что учреждения могут интегрировать искусственный интеллект в ЛМС для аналитики обучения с целью персонализации обучения, позволяют на ранней стадии выявлять учащихся из группы риска и предоставляют учителям информацию, основанную на данных, для улучшения образования учащихся и общей эффективности работы учреждения.</w:t>
       </w:r>
     </w:p>
     <w:p/>
     <w:p>
       <w:r>
-        <w:t>4.3. Качество образования, успешность учащихся и общая эффективность работы учреждения</w:t>
+        <w:lastRenderedPageBreak/>
+        <w:t>Диалоговые агенты с поддержкой искусственного интеллекта и аналитика обучения в ЛМС улучшили вовлеченность студентов, индивидуальную поддержку и общее качество образования во многих университетах во время пандемии. Аналогичным образом, Сантосо и др. продемонстрировали, что 90% ученых в Технологическом университете Тшване согласились с тем, что ЛМС-инструменты на базе искусственного интеллекта, такие как дискуссионные форумы, чат-боты и функции оценки, улучшают участие студентов и их успеваемость в онлайн-среде обучения. Предоставляя такие конкретные примеры интеграции ИИ–ЛМС в реальных учреждениях, исследования могут лучше проиллюстрировать ощутимые преимущества и практические последствия этих технологий, приводя более веские аргументы в пользу их внедрения и дальнейших исследований в этой области.</w:t>
       </w:r>
     </w:p>
     <w:p/>
     <w:p>
       <w:r>
-        <w:t xml:space="preserve">Диалоговые агенты с поддержкой искусственного интеллекта и аналитика обучения в ЛМС могут оказывать индивидуальную помощь, повышать вовлеченность и обучаемость, а также расширять возможности учащихся, повышая качество образования и успеваемость учащихся. Многие университеты используют дистанционное обучение и преподавание с поддержкой искусственного интеллекта, включая педагогических диалоговых ботов и аналитику обучения. Например, Куннат использовал интеллектуальный анализ данных и искусственный интеллект для создания интеллектуальной и адаптируемой системы управления обучением. Их результаты показывают, что университеты могут использовать искусственный интеллект и интеллектуальный анализ данных для выявления пробелов в знаниях студентов и предоставления персонализированных маршрутов обучения для повышения эффективности обучения и успеваемости студентов с использованием данных ЛМС. Кроме того, университеты могли бы усовершенствовать свои системы управления обучением за счет внедрения технологии искусственного интеллекта, которая адаптируется к стилю обучения студентов. Это обеспечило бы индивидуальную помощь как преподавателям, так и учащимся, что привело бы к повышению эффективности обучения и общего качества образования. Кроме того, учебные заведения могут использовать образовательные платформы и технологии на базе искусственного интеллекта, такие как MOOC, игры, ЛМС, AR/VR и т.д., чтобы </w:t>
-      </w:r>
-      <w:r>
-        <w:lastRenderedPageBreak/>
-        <w:t>адаптировать процесс обучения и способствовать приобретению информации и навыков, что приводит к благоприятным результатам и повышению качества образования.</w:t>
+        <w:t>Кроме того, Берри исследовал применение искусственного интеллекта в адаптивных учебных средах и обнаружил, что учебные заведения могут внедрять адаптивные системы электронного обучения на основе искусственного интеллекта в ЛМС, которые персонализируют обучение в зависимости от стиля обучения и уровня знаний учащихся, что приводит к повышению уровня знаний учащихся и их успешности. Аналогично, Тендулкар и др. исследовали подходы к преподаванию и обучению на основе искусственного интеллекта для развития критического мышления и навыков решения проблем. Они предполагают, что учебные заведения могут использовать приложения искусственного интеллекта в ЛМС, чтобы обеспечить целенаправленную учебную программу и пути обучения для того, чтобы учащиеся развивались как самостоятельные учащиеся с сильным мышлением и способностями к решению проблем, повышая качество образования и успехи учащихся.</w:t>
       </w:r>
     </w:p>
     <w:p/>
     <w:p>
       <w:r>
-        <w:t>Кроме того, в Технологическом университете Тшване была изучена эффективность цифровых инструментов ЛМС, используемых учеными для стимулирования вовлеченности студентов. Их выводы указывают на то, что учебные заведения могут поощрять использование инструментов на базе искусственного интеллекта в ЛМС, таких как дискуссионные форумы, чат-боты и функции оценки, для повышения интерактивности и вовлеченности учащихся, способствуя повышению успеваемости учащихся. Кроме того, Шариф и др. предложил архитектуру аналитики обучения на базе искусственного интеллекта для улучшения образования учащихся. Они предполагают, что учреждения могут интегрировать искусственный интеллект в ЛМС для аналитики обучения с целью персонализации обучения, позволяют на ранней стадии выявлять учащихся из группы риска и предоставляют учителям информацию, основанную на данных, для улучшения образования учащихся и общей эффективности работы учреждения.</w:t>
+        <w:t>Более того, учебные заведения могут разрабатывать управляемые искусственным интеллектом динамичные и персонализированные адаптивные системы обучения в ЛМС, анализируя поведение учащихся, чтобы обеспечить более эффективную среду обучения и улучшить общую работу учреждения. В другом ключе, Паба-Медина и др. разработали геймифицированный инструмент для развития гражданских компетенций. Они предполагают, что учебные заведения могут интегрировать инструменты геймификации на базе искусственного интеллекта с ЛМС, чтобы усилить преподавание и изучение важных навыков, таких как гражданственность, в увлекательной форме, способствуя повышению качества образования и успешности учащихся.</w:t>
       </w:r>
     </w:p>
     <w:p/>
     <w:p>
       <w:r>
-        <w:t>Диалоговые агенты с поддержкой искусственного интеллекта и аналитика обучения в ЛМС улучшили вовлеченность студентов, индивидуальную поддержку и общее качество образования во многих университетах во время пандемии. Аналогичным образом, Сантосо и др. продемонстрировали, что 90% ученых в Технологическом университете Тшване согласились с тем, что ЛМС-инструменты на базе искусственного интеллекта, такие как дискуссионные форумы, чат-боты и функции оценки, улучшают участие студентов и их успеваемость в онлайн-среде обучения. Предоставляя такие конкретные примеры интеграции ИИ–ЛМС в реальных учреждениях, исследования могут лучше проиллюстрировать ощутимые преимущества и практические последствия этих технологий, приводя более веские аргументы в пользу их внедрения и дальнейших исследований в этой области.</w:t>
+        <w:t>Результаты этих исследований дают ценную информацию о том, как высшие учебные заведения могут эффективно использовать интеграцию искусственного интеллекта и ЛМС для повышения качества образования, успеваемости студентов и общей эффективности работы учреждения. Ключевые стратегии включают использование диалоговых агентов с поддержкой ИИ и аналитику обучения, применение ИИ и методов интеллектуального анализа данных к данным ЛМС, расширение ЛМС за счет адаптивности, управляемой ИИ, использование образовательных платформ и инструментов на основе искусственного интеллекта, поощрение использования инструментов на базе искусственного интеллекта в ЛМС, интеграция искусственного интеллекта в ЛМС для аналитики обучения, внедрение адаптивного электронного обучения на основе искусственного интеллекта.</w:t>
       </w:r>
     </w:p>
     <w:p/>
     <w:p>
       <w:r>
-        <w:t xml:space="preserve">Кроме того, Берри исследовал применение искусственного интеллекта в адаптивных учебных средах и обнаружил, что учебные заведения могут внедрять адаптивные системы электронного обучения на основе искусственного интеллекта в ЛМС, которые персонализируют обучение в зависимости от стиля обучения и уровня знаний учащихся, что приводит к повышению уровня знаний учащихся и их </w:t>
-      </w:r>
-      <w:r>
-        <w:lastRenderedPageBreak/>
-        <w:t>успешности. Аналогично, Тендулкар и др. исследовали подходы к преподаванию и обучению на основе искусственного интеллекта для развития критического мышления и навыков решения проблем. Они предполагают, что учебные заведения могут использовать приложения искусственного интеллекта в ЛМС, чтобы обеспечить целенаправленную учебную программу и пути обучения для того, чтобы учащиеся развивались как самостоятельные учащиеся с сильным мышлением и способностями к решению проблем, повышая качество образования и успехи учащихся.</w:t>
-      </w:r>
-    </w:p>
-    <w:p/>
-    <w:p>
-      <w:r>
-        <w:t>Более того, учебные заведения могут разрабатывать управляемые искусственным интеллектом динамичные и персонализированные адаптивные системы обучения в ЛМС, анализируя поведение учащихся, чтобы обеспечить более эффективную среду обучения и улучшить общую работу учреждения. В другом ключе, Паба-Медина и др. разработали геймифицированный инструмент для развития гражданских компетенций. Они предполагают, что учебные заведения могут интегрировать инструменты геймификации на базе искусственного интеллекта с ЛМС, чтобы усилить преподавание и изучение важных навыков, таких как гражданственность, в увлекательной форме, способствуя повышению качества образования и успешности учащихся.</w:t>
-      </w:r>
-    </w:p>
-    <w:p/>
-    <w:p>
-      <w:r>
-        <w:t>Результаты этих исследований дают ценную информацию о том, как высшие учебные заведения могут эффективно использовать интеграцию искусственного интеллекта и ЛМС для повышения качества образования, успеваемости студентов и общей эффективности работы учреждения. Ключевые стратегии включают использование диалоговых агентов с поддержкой ИИ и аналитику обучения, применение ИИ и методов интеллектуального анализа данных к данным ЛМС, расширение ЛМС за счет адаптивности, управляемой ИИ, использование образовательных платформ и инструментов на основе искусственного интеллекта, поощрение использования инструментов на базе искусственного интеллекта в ЛМС, интеграция искусственного интеллекта в ЛМС для аналитики обучения, внедрение адаптивного электронного обучения на основе искусственного интеллекта.</w:t>
-      </w:r>
-    </w:p>
-    <w:p/>
-    <w:p>
-      <w:r>
-        <w:t xml:space="preserve">Системы, использующие приложения искусственного интеллекта в LMS для обеспечения целенаправленной учебной программы и траекторий обучения, разрабатывают адаптивные системы обучения, управляемые искусственным </w:t>
-      </w:r>
-      <w:r>
-        <w:lastRenderedPageBreak/>
-        <w:t>интеллектом, и интегрируют инструменты геймификации на базе искусственного интеллекта с LMS.</w:t>
+        <w:t>Системы, использующие приложения искусственного интеллекта в LMS для обеспечения целенаправленной учебной программы и траекторий обучения, разрабатывают адаптивные системы обучения, управляемые искусственным интеллектом, и интегрируют инструменты геймификации на базе искусственного интеллекта с LMS.</w:t>
       </w:r>
     </w:p>
     <w:p/>
@@ -5388,6 +5476,7 @@
                 <w:sz w:val="16"/>
                 <w:szCs w:val="16"/>
               </w:rPr>
+              <w:lastRenderedPageBreak/>
               <w:t>Qushem и др.</w:t>
             </w:r>
           </w:p>
@@ -5974,7 +6063,6 @@
                 <w:sz w:val="16"/>
                 <w:szCs w:val="16"/>
               </w:rPr>
-              <w:lastRenderedPageBreak/>
               <w:t>Paba-Medina и др.</w:t>
             </w:r>
           </w:p>
@@ -6086,89 +6174,84 @@
     <w:p/>
     <w:p>
       <w:r>
+        <w:t>Включение искусственного интеллекта и AR/VR в LMS улучшает персонализированные методы обучения и развитие жизненных навыков у учащихся с физическими ограничениями. Приложения искусственного интеллекта в LMS могут улучшать индивидуальные траектории обучения, предлагать адаптивные оценивания и генерировать информацию на основе данных для улучшения образовательного процесса и результатов обучения. Результаты показывают способность комбинировать искусственный интеллект и LMS, чтобы революционизировать и улучшить процесс обучения для студентов из разных слоев общества.</w:t>
+      </w:r>
+    </w:p>
+    <w:p/>
+    <w:p>
+      <w:r>
+        <w:t xml:space="preserve">Однако интеграция искусственного интеллекта и LMS в высшее образование сопряжена с рядом препятствий и этических соображений. К ним относятся защита конфиденциальности и безопасности данных, необходимость устранения алгоритмической предвзятости и обеспечения справедливости, этические вопросы, связанные с автономией и согласием студентов, важность преодоления цифрового неравенства и содействия доступности, а также необходимость надлежащей подготовки преподавателей и внедрения. Особое внимание необходимо уделять этическим аспектам и проблемам конфиденциальности при внедрении технологий искусственного интеллекта в образовательные учреждения. Также важны меры по сохранению конфиденциальности и эффективному управлению разнообразными данными. Необходима поддержка при разработке учебных программ и выборе </w:t>
+      </w:r>
+      <w:r>
         <w:lastRenderedPageBreak/>
-        <w:t>Включение искусственного интеллекта и AR/VR в LMS улучшает персонализированные методы обучения и развитие жизненных навыков у учащихся с физическими ограничениями. Приложения искусственного интеллекта в LMS могут улучшать индивидуальные траектории обучения, предлагать адаптивные оценивания и генерировать информацию на основе данных для улучшения образовательного процесса и результатов обучения. Результаты показывают способность комбинировать искусственный интеллект и LMS, чтобы революционизировать и улучшить процесс обучения для студентов из разных слоев общества.</w:t>
+        <w:t>подходящих инструментов на базе искусственного интеллекта для LMS, чтобы обеспечить их эффективность и этичное использование. Решение этических и практических задач имеет решающее значение для успешной и ответственной интеграции искусственного интеллекта и LMS в высшее образование.</w:t>
       </w:r>
     </w:p>
     <w:p/>
     <w:p>
       <w:r>
-        <w:t>Однако интеграция искусственного интеллекта и LMS в высшее образование сопряжена с рядом препятствий и этических соображений. К ним относятся защита конфиденциальности и безопасности данных, необходимость устранения алгоритмической предвзятости и обеспечения справедливости, этические вопросы, связанные с автономией и согласием студентов, важность преодоления цифрового неравенства и содействия доступности, а также необходимость надлежащей подготовки преподавателей и внедрения. Особое внимание необходимо уделять этическим аспектам и проблемам конфиденциальности при внедрении технологий искусственного интеллекта в образовательные учреждения. Также важны меры по сохранению конфиденциальности и эффективному управлению разнообразными данными. Необходима поддержка при разработке учебных программ и выборе подходящих инструментов на базе искусственного интеллекта для LMS, чтобы обеспечить их эффективность и этичное использование. Решение этических и практических задач имеет решающее значение для успешной и ответственной интеграции искусственного интеллекта и LMS в высшее образование.</w:t>
+        <w:t>Кроме того, систематический обзор литературы показывает, что интеграция ИИ–LMS в значительной степени способствует устойчивости высшего образования по трем ключевым аспектам. Во-первых, экологическая устойчивость повышается за счет безбумажной среды обучения и оптимизированного использования ресурсов, при этом учебные заведения сообщают о сокращении потребления физических ресурсов. Во-вторых, социальная устойчивость укрепляется за счет улучшения доступа к образованию и персонализированных путей обучения, что способствует достижению целей инклюзивного образования, особенно для малообеспеченных групп населения. В-третьих, экономическая устойчивость достигается за счет экономически эффективных моделей реализации и рационального распределения ресурсов, хотя необходимо учитывать первоначальные затраты на внедрение. Результаты показывают, что при продуманном внедрении LMS-решения на базе искусственного интеллекта могут одновременно способствовать достижению целей в области качества образования и институциональной устойчивости. Однако остаются проблемы с обеспечением равного доступа к цифровым ресурсам и управлением энергетическим воздействием этих технологий. Будущие исследования должны быть сосредоточены на количественной оценке долгосрочного воздействия интеграции ИИ–LMS на устойчивость и разработке механизмов внедрения, которые обеспечивают баланс между технологическим прогрессом и целями устойчивого развития.</w:t>
       </w:r>
     </w:p>
     <w:p/>
     <w:p>
       <w:r>
-        <w:t xml:space="preserve">Кроме того, систематический обзор литературы показывает, что интеграция ИИ–LMS в значительной степени способствует устойчивости высшего образования по трем ключевым аспектам. Во-первых, экологическая устойчивость повышается за счет безбумажной среды обучения и оптимизированного использования ресурсов, при этом учебные заведения сообщают о сокращении потребления физических ресурсов. Во-вторых, социальная устойчивость укрепляется за счет улучшения доступа к образованию и персонализированных путей обучения, что способствует достижению целей инклюзивного образования, особенно для малообеспеченных групп населения. В-третьих, экономическая устойчивость достигается за счет экономически эффективных моделей реализации и рационального распределения ресурсов, хотя необходимо учитывать первоначальные затраты на внедрение. </w:t>
+        <w:t xml:space="preserve">Кроме того, результаты показали, что для максимизации преимуществ сочетания искусственного интеллекта и ЛМС высшие учебные заведения могут внедрять целый ряд стратегий, которые могут улучшить качество образования, повысить успеваемость студентов и повысить общую эффективность работы учреждения. Исследование показало, что интеграция диалоговых агентов с поддержкой искусственного интеллекта и аналитики обучения в ЛМС потенциально может повысить качество образования и успеваемость учащихся. Эти технологии предлагают индивидуальную помощь, повышают вовлеченность и обучаемость, а также расширяют возможности студентов на протяжении всего их образовательного пути. В аналогичном ключе было продемонстрировано, что университеты могут </w:t>
       </w:r>
       <w:r>
         <w:lastRenderedPageBreak/>
-        <w:t>Результаты показывают, что при продуманном внедрении LMS-решения на базе искусственного интеллекта могут одновременно способствовать достижению целей в области качества образования и институциональной устойчивости. Однако остаются проблемы с обеспечением равного доступа к цифровым ресурсам и управлением энергетическим воздействием этих технологий. Будущие исследования должны быть сосредоточены на количественной оценке долгосрочного воздействия интеграции ИИ–LMS на устойчивость и разработке механизмов внедрения, которые обеспечивают баланс между технологическим прогрессом и целями устойчивого развития.</w:t>
+        <w:t>эффективно использовать искусственный интеллект и методы интеллектуального анализа данных. Проанализировав данные ЛМС, удалось выявить области, в которых учащимся не хватало понимания, и предложить индивидуальные пути обучения для повышения эффективности обучения и содействия успеху учащихся. Кроме того, университеты могли бы усовершенствовать свои системы управления обучением за счет интеграции технологии искусственного интеллекта. Эта технология сможет адаптироваться к индивидуальным стилям обучения студентов, предлагая персонализированную поддержку как преподавателям, так и учащимся. Конечным результатом стало бы повышение эффективности обучения и общее улучшение качества образования. Кроме того, результаты показывают, что учебные заведения могут использовать образовательные платформы и технологии на базе искусственного интеллекта, такие как MOOC, игры, ЛМС, AR/VR и другие, чтобы персонализировать процесс обучения и улучшить приобретение знаний и навыков. Такой подход показал многообещающие результаты и обладает потенциалом для повышения общего качества образования. Результаты подчеркивают способность сочетания искусственного интеллекта и ЛМС революционизировать и совершенствовать процесс обучения, что приводит к улучшению результатов обучения и деятельности учреждений.</w:t>
       </w:r>
     </w:p>
     <w:p/>
     <w:p>
       <w:r>
-        <w:t xml:space="preserve">Кроме того, результаты показали, что для максимизации преимуществ сочетания искусственного интеллекта и ЛМС высшие учебные заведения могут внедрять целый ряд стратегий, которые могут улучшить качество образования, повысить успеваемость студентов и повысить общую эффективность работы учреждения. Исследование показало, что интеграция диалоговых агентов с поддержкой искусственного интеллекта и аналитики обучения в ЛМС потенциально может повысить качество образования и успеваемость учащихся. Эти технологии предлагают индивидуальную помощь, повышают вовлеченность и обучаемость, а также расширяют возможности студентов на протяжении всего их образовательного пути. В аналогичном ключе было продемонстрировано, что университеты могут эффективно использовать искусственный интеллект и методы интеллектуального анализа данных. Проанализировав данные ЛМС, удалось выявить области, в которых учащимся не хватало понимания, и предложить индивидуальные пути обучения для повышения эффективности обучения и содействия успеху учащихся. Кроме того, университеты могли бы усовершенствовать свои системы управления обучением за счет интеграции технологии искусственного интеллекта. Эта технология сможет адаптироваться к индивидуальным стилям обучения студентов, предлагая персонализированную поддержку как преподавателям, так и учащимся. Конечным результатом стало бы повышение эффективности обучения и общее улучшение качества образования. Кроме того, результаты показывают, что учебные заведения могут использовать образовательные платформы и технологии на базе искусственного интеллекта, такие как MOOC, игры, ЛМС, AR/VR и другие, чтобы персонализировать процесс обучения и улучшить приобретение знаний и навыков. Такой подход показал многообещающие результаты и обладает потенциалом для повышения общего качества образования. Результаты подчеркивают способность сочетания искусственного интеллекта и ЛМС революционизировать и </w:t>
+        <w:t>Будущее ЛМС на базе искусственного интеллекта в высшем образовании</w:t>
+      </w:r>
+    </w:p>
+    <w:p/>
+    <w:p>
+      <w:r>
+        <w:t>Потенциальное влияние систем управления обучением на базе искусственного интеллекта в сфере высшего образования огромно, поскольку они дают возможность трансформировать процессы преподавания, обучения и администрирования. Интеграция искусственного интеллекта с ЛМС позволит создавать индивидуальные условия обучения, передовые системы репетиторства и детальный анализ обучения, что приведет к улучшению результатов учащихся и работы учреждения. Однако для успешного внедрения крайне важно решить этические проблемы, такие как конфиденциальность данных, алгоритмическая предвзятость и подготовка преподавателей. В условиях растущего спроса на гибкое обучение на протяжении всей жизни ЛМС на базе искусственного интеллекта будут играть решающую роль в удовлетворении этих потребностей, предоставляя увлекательный и эффективный опыт обучения. В конце концов, потенциал ЛМС на базе искусственного интеллекта для революционизации высшего образования невероятно многообещающий. Это может создать более интеллектуальную, адаптируемую и инклюзивную экосистему.</w:t>
+      </w:r>
+    </w:p>
+    <w:p/>
+    <w:p>
+      <w:r>
+        <w:t>Перед администраторами университетов стоит задача ориентироваться в сложном ландшафте онлайн-образования, который представляет как возможности, так и проблемы. Расширение онлайн-обучения может стать средством получения новых источников дохода и решения проблемы растущих расходов на высшее образование, особенно в развитых странах. Это может позволить университетам расширить свой охват и привлечь более разнообразное студенческое население, в том числе из регионов с недостаточным уровнем обслуживания.</w:t>
+      </w:r>
+    </w:p>
+    <w:p/>
+    <w:p>
+      <w:r>
+        <w:t>В центре внимания этого исследования — интеграция искусственного интеллекта и ЛМС в системе высшего образования. Узкая направленность этого исследования ограничивает возможность применения результатов в различных образовательных учреждениях, таких как школы K-12 или программы профессиональной подготовки. Кроме того, из-за быстрых темпов технологического прогресса некоторые открытия могут иметь ограниченную актуальность в долгосрочной перспективе. Существует потенциальный пробел, если полагаться исключительно на опубликованные статьи о повторном поиске, поскольку они могут не включать самые последние достижения и инновации в этой области. Кроме того, важно учитывать критерии отбора и ограничения используемых баз данных, которые могли повлиять на полноту обзора. Стоит отметить, что данное исследование не содержит подробных технических указаний или конкретных рекомендаций по внедрению. Необходимы дальнейшие исследования, чтобы полностью понять финансовые и инфраструктурные последствия интеграции искусственного интеллекта и ЛМС, которые выходят за рамки данного обзора.</w:t>
+      </w:r>
+    </w:p>
+    <w:p/>
+    <w:p>
+      <w:r>
+        <w:t>Финансирование: Это исследование является самофинансируемым, и никакие средства от агентств и институтов не использовались. Такой подход позволил провести тщательное исследование интеграции искусственного интеллекта и ЛМС в системе высшего образования, способствуя повышению качества образования и успешности студентов.</w:t>
+      </w:r>
+    </w:p>
+    <w:p/>
+    <w:p>
+      <w:r>
+        <w:t xml:space="preserve">Заявление о наличии данных: Методология систематического обзора литературы основана на PRISMA 2020 года. Основная цель состояла в том, чтобы исследовать, как искусственный интеллект и аналитика больших данных могут улучшить высшее образование. На данном этапе запроса был проведен исчерпывающий поиск </w:t>
       </w:r>
       <w:r>
         <w:lastRenderedPageBreak/>
-        <w:t>совершенствовать процесс обучения, что приводит к улучшению результатов обучения и деятельности учреждений.</w:t>
+        <w:t>соответствующих исследовательских статей в базе данных Scopus. Шаблон ключевых слов был использован для обеспечения поиска, который особенно ориентирован на высшее образование в соответствии со стратегией обучения. Предопределенный запрос по ключевому слову выдал 102 исследовательские публикации, которые удовлетворяли заданным требованиям. После изучения 102 исследовательских публикаций было установлено, что они имеют отношение к предмету исследования. Дальнейший анализ выявил 82 публикации, которые дали ответ на исследовательский запрос. После всесторонней лингвистической экспертизы для дальнейшего изучения было отобрано в общей сложности 60 документов.</w:t>
       </w:r>
     </w:p>
     <w:p/>
     <w:p>
-      <w:r>
-        <w:t>Будущее ЛМС на базе искусственного интеллекта в высшем образовании</w:t>
-      </w:r>
-    </w:p>
-    <w:p/>
-    <w:p>
-      <w:r>
-        <w:t>Потенциальное влияние систем управления обучением на базе искусственного интеллекта в сфере высшего образования огромно, поскольку они дают возможность трансформировать процессы преподавания, обучения и администрирования. Интеграция искусственного интеллекта с ЛМС позволит создавать индивидуальные условия обучения, передовые системы репетиторства и детальный анализ обучения, что приведет к улучшению результатов учащихся и работы учреждения. Однако для успешного внедрения крайне важно решить этические проблемы, такие как конфиденциальность данных, алгоритмическая предвзятость и подготовка преподавателей. В условиях растущего спроса на гибкое обучение на протяжении всей жизни ЛМС на базе искусственного интеллекта будут играть решающую роль в удовлетворении этих потребностей, предоставляя увлекательный и эффективный опыт обучения. В конце концов, потенциал ЛМС на базе искусственного интеллекта для революционизации высшего образования невероятно многообещающий. Это может создать более интеллектуальную, адаптируемую и инклюзивную экосистему.</w:t>
-      </w:r>
-    </w:p>
-    <w:p/>
-    <w:p>
-      <w:r>
-        <w:t>Перед администраторами университетов стоит задача ориентироваться в сложном ландшафте онлайн-образования, который представляет как возможности, так и проблемы. Расширение онлайн-обучения может стать средством получения новых источников дохода и решения проблемы растущих расходов на высшее образование, особенно в развитых странах. Это может позволить университетам расширить свой охват и привлечь более разнообразное студенческое население, в том числе из регионов с недостаточным уровнем обслуживания.</w:t>
-      </w:r>
-    </w:p>
-    <w:p/>
-    <w:p>
-      <w:r>
-        <w:t xml:space="preserve">В центре внимания этого исследования — интеграция искусственного интеллекта и ЛМС в системе высшего образования. Узкая направленность этого исследования ограничивает возможность применения результатов в различных образовательных учреждениях, таких как школы K-12 или программы профессиональной подготовки. Кроме того, из-за быстрых темпов технологического прогресса некоторые открытия могут иметь ограниченную актуальность в долгосрочной перспективе. Существует </w:t>
-      </w:r>
-      <w:r>
-        <w:lastRenderedPageBreak/>
-        <w:t>потенциальный пробел, если полагаться исключительно на опубликованные статьи о повторном поиске, поскольку они могут не включать самые последние достижения и инновации в этой области. Кроме того, важно учитывать критерии отбора и ограничения используемых баз данных, которые могли повлиять на полноту обзора. Стоит отметить, что данное исследование не содержит подробных технических указаний или конкретных рекомендаций по внедрению. Необходимы дальнейшие исследования, чтобы полностью понять финансовые и инфраструктурные последствия интеграции искусственного интеллекта и ЛМС, которые выходят за рамки данного обзора.</w:t>
-      </w:r>
-    </w:p>
-    <w:p/>
-    <w:p>
-      <w:r>
-        <w:t>Финансирование: Это исследование является самофинансируемым, и никакие средства от агентств и институтов не использовались. Такой подход позволил провести тщательное исследование интеграции искусственного интеллекта и ЛМС в системе высшего образования, способствуя повышению качества образования и успешности студентов.</w:t>
-      </w:r>
-    </w:p>
-    <w:p/>
-    <w:p>
-      <w:r>
-        <w:t>Заявление о наличии данных: Методология систематического обзора литературы основана на PRISMA 2020 года. Основная цель состояла в том, чтобы исследовать, как искусственный интеллект и аналитика больших данных могут улучшить высшее образование. На данном этапе запроса был проведен исчерпывающий поиск соответствующих исследовательских статей в базе данных Scopus. Шаблон ключевых слов был использован для обеспечения поиска, который особенно ориентирован на высшее образование в соответствии со стратегией обучения. Предопределенный запрос по ключевому слову выдал 102 исследовательские публикации, которые удовлетворяли заданным требованиям. После изучения 102 исследовательских публикаций было установлено, что они имеют отношение к предмету исследования. Дальнейший анализ выявил 82 публикации, которые дали ответ на исследовательский запрос. После всесторонней лингвистической экспертизы для дальнейшего изучения было отобрано в общей сложности 60 документов.</w:t>
-      </w:r>
-    </w:p>
-    <w:p/>
-    <w:p>
       <w:pPr>
         <w:rPr>
           <w:lang w:val="ru-RU"/>
         </w:rPr>
       </w:pPr>
       <w:r>
-        <w:t xml:space="preserve">Благодарности: Я хотел бы выразить свою искреннюю благодарность имаму Мохаммаду бен Сауду Исламскому университету за предоставление необходимых ресурсов и поддержку на протяжении всего исследовательского процесса. Особая благодарность моим коллегам из Колледжа языков и перевода за их ценную информацию и поддержку. Кроме того, я хотел бы выразить свою признательность </w:t>
-      </w:r>
-      <w:r>
-        <w:lastRenderedPageBreak/>
-        <w:t>всем исследователям, на чьи работы были сделаны ссылки в этом исследовании, поскольку их вклад сыграл важную роль в формировании этого исследования. Наконец, я хотел бы поблагодарить мою семью и друзей за их неизменную поддержку и понимание во время этого проекта.</w:t>
+        <w:t>Благодарности: Я хотел бы выразить свою искреннюю благодарность имаму Мохаммаду бен Сауду Исламскому университету за предоставление необходимых ресурсов и поддержку на протяжении всего исследовательского процесса. Особая благодарность моим коллегам из Колледжа языков и перевода за их ценную информацию и поддержку. Кроме того, я хотел бы выразить свою признательность всем исследователям, на чьи работы были сделаны ссылки в этом исследовании, поскольку их вклад сыграл важную роль в формировании этого исследования. Наконец, я хотел бы поблагодарить мою семью и друзей за их неизменную поддержку и понимание во время этого проекта.</w:t>
       </w:r>
     </w:p>
     <w:sectPr>
@@ -6784,6 +6867,7 @@
   <w:style w:type="character" w:default="1" w:styleId="DefaultParagraphFont">
     <w:name w:val="Default Paragraph Font"/>
     <w:uiPriority w:val="1"/>
+    <w:semiHidden/>
     <w:unhideWhenUsed/>
   </w:style>
   <w:style w:type="table" w:default="1" w:styleId="TableNormal">
